--- a/26_SoSe/BIM/Skaleninterpretation_Spitzensporttreibende.docx
+++ b/26_SoSe/BIM/Skaleninterpretation_Spitzensporttreibende.docx
@@ -113,7 +113,7 @@
       </w:r>
       <w:r>
         <w:rPr/>
-        <w:t>: Nach Alter und Geschlecht getrennte Prozentrangnormen in Albani et al. (2006; angehängt) – Wichtig: Von jedem Skalen- und vom Gesamtwert muss jeweils eine Konstante von 1 abgezogen werden, um mit den Angaben in der Publikation zu arbeiten (Skala von 0-5 dort vs 1-6 bei uns)</w:t>
+        <w:t>: Fragebogen zur Erfassung des körperlichen Wohlbefindens - Nach Alter und Geschlecht getrennte Prozentrangnormen in Albani et al. (2006; angehängt) – Wichtig: Von jedem Skalen- und vom Gesamtwert muss jeweils eine Konstante von 1 abgezogen werden, um mit den Angaben in der Publikation zu arbeiten (Skala von 0-5 dort vs 1-6 bei uns)</w:t>
       </w:r>
     </w:p>
     <w:p>
@@ -159,7 +159,15 @@
       </w:r>
       <w:r>
         <w:rPr/>
-        <w:t xml:space="preserve">: Die Normwerttabellen findest Du hier: </w:t>
+        <w:t xml:space="preserve">: </w:t>
+      </w:r>
+      <w:r>
+        <w:rPr/>
+        <w:t xml:space="preserve">Big Five - </w:t>
+      </w:r>
+      <w:r>
+        <w:rPr/>
+        <w:t xml:space="preserve">Die Normwerttabellen findest Du hier: </w:t>
       </w:r>
       <w:r>
         <w:fldChar w:fldCharType="begin"/>
@@ -729,6 +737,7 @@
     <w:rsid w:val="003d0502"/>
     <w:pPr>
       <w:widowControl/>
+      <w:suppressAutoHyphens w:val="true"/>
       <w:bidi w:val="0"/>
       <w:spacing w:lineRule="auto" w:line="278" w:before="0" w:after="160"/>
       <w:jc w:val="start"/>
